--- a/Critical Thinking of the Article/01079_Dzaki Muhammad Yusfian_Artikel 12.docx
+++ b/Critical Thinking of the Article/01079_Dzaki Muhammad Yusfian_Artikel 12.docx
@@ -2,7 +2,7 @@
 <file path=word/document.xml><?xml version="1.0" encoding="utf-8"?>
 <w:document xmlns:w="http://schemas.openxmlformats.org/wordprocessingml/2006/main" xmlns:m="http://schemas.openxmlformats.org/officeDocument/2006/math" xmlns:r="http://schemas.openxmlformats.org/officeDocument/2006/relationships" xmlns:o="urn:schemas-microsoft-com:office:office" xmlns:v="urn:schemas-microsoft-com:vml" xmlns:w10="urn:schemas-microsoft-com:office:word" xmlns:a="http://schemas.openxmlformats.org/drawingml/2006/main" xmlns:pic="http://schemas.openxmlformats.org/drawingml/2006/picture" xmlns:wp="http://schemas.openxmlformats.org/drawingml/2006/wordprocessingDrawing">
   <w:body>
-    <w:bookmarkStart w:id="46" w:name="critical-review-artikel-12"/>
+    <w:bookmarkStart w:id="61" w:name="critical-review-artikel-12"/>
     <w:p>
       <w:pPr>
         <w:pStyle w:val="Heading1"/>
@@ -948,7 +948,7 @@
     </w:p>
     <w:bookmarkEnd w:id="11"/>
     <w:bookmarkEnd w:id="12"/>
-    <w:bookmarkStart w:id="17" w:name="Xd11e68f56d5d3da9dcca151b6ad7db4b1d9a9fa"/>
+    <w:bookmarkStart w:id="23" w:name="Xd11e68f56d5d3da9dcca151b6ad7db4b1d9a9fa"/>
     <w:p>
       <w:pPr>
         <w:pStyle w:val="Heading2"/>
@@ -973,7 +973,7 @@
         <w:t xml:space="preserve">terhadap Organizational Effectiveness</w:t>
       </w:r>
     </w:p>
-    <w:bookmarkStart w:id="13" w:name="Xea6b450c612b19ee1562eff8568474d4d24a2eb"/>
+    <w:bookmarkStart w:id="16" w:name="Xea6b450c612b19ee1562eff8568474d4d24a2eb"/>
     <w:p>
       <w:pPr>
         <w:pStyle w:val="Heading3"/>
@@ -1176,8 +1176,219 @@
         <w:t xml:space="preserve">yang akan dikritisi pada §7; tanpa pemodelan dinamika temporal, klaim kausal yang ditarik penulis menjadi terlalu ambisius untuk basis data yang tersedia.</w:t>
       </w:r>
     </w:p>
-    <w:bookmarkEnd w:id="13"/>
-    <w:bookmarkStart w:id="14" w:name="kerangka-4cs-medcof-1997"/>
+    <w:p>
+      <w:pPr>
+        <w:pStyle w:val="CaptionedFigure"/>
+      </w:pPr>
+      <w:r>
+        <w:drawing>
+          <wp:inline>
+            <wp:extent cx="3476625" cy="2762250"/>
+            <wp:effectExtent b="0" l="0" r="0" t="0"/>
+            <wp:docPr descr="Gambar 1. Executive Fit Matrix — Strategy × Change" title="" id="14" name="Picture"/>
+            <a:graphic>
+              <a:graphicData uri="http://schemas.openxmlformats.org/drawingml/2006/picture">
+                <pic:pic>
+                  <pic:nvPicPr>
+                    <pic:cNvPr descr="D:/DZAKI/S2/Sem.%201/Manajemen%20Strategik/Dev%20Assistant/temp/ch8_figures/art12_fig_matrix.png" id="15" name="Picture"/>
+                    <pic:cNvPicPr>
+                      <a:picLocks noChangeArrowheads="1" noChangeAspect="1"/>
+                    </pic:cNvPicPr>
+                  </pic:nvPicPr>
+                  <pic:blipFill>
+                    <a:blip r:embed="rId13"/>
+                    <a:stretch>
+                      <a:fillRect/>
+                    </a:stretch>
+                  </pic:blipFill>
+                  <pic:spPr bwMode="auto">
+                    <a:xfrm>
+                      <a:off x="0" y="0"/>
+                      <a:ext cx="3476625" cy="2762250"/>
+                    </a:xfrm>
+                    <a:prstGeom prst="rect">
+                      <a:avLst/>
+                    </a:prstGeom>
+                    <a:noFill/>
+                    <a:ln w="9525">
+                      <a:noFill/>
+                      <a:headEnd/>
+                      <a:tailEnd/>
+                    </a:ln>
+                  </pic:spPr>
+                </pic:pic>
+              </a:graphicData>
+            </a:graphic>
+          </wp:inline>
+        </w:drawing>
+      </w:r>
+    </w:p>
+    <w:p>
+      <w:pPr>
+        <w:pStyle w:val="ImageCaption"/>
+      </w:pPr>
+      <w:r>
+        <w:rPr>
+          <w:i/>
+          <w:iCs/>
+        </w:rPr>
+        <w:t xml:space="preserve">Gambar 1. Executive Fit Matrix — Strategy × Change</w:t>
+      </w:r>
+    </w:p>
+    <w:p>
+      <w:pPr>
+        <w:pStyle w:val="BodyText"/>
+      </w:pPr>
+      <w:r>
+        <w:rPr>
+          <w:i/>
+          <w:iCs/>
+        </w:rPr>
+        <w:t xml:space="preserve">Sumber: Okebaram &amp; Onuoha (2018), International Academic Research Conference Vienna, hlm. 5 (gambar bersumber HBR / Effron &amp; Ort)</w:t>
+      </w:r>
+    </w:p>
+    <w:p>
+      <w:pPr>
+        <w:pStyle w:val="BodyText"/>
+      </w:pPr>
+      <w:r>
+        <w:t xml:space="preserve">Gambar 1 memvisualisasikan konsep</w:t>
+      </w:r>
+      <w:r>
+        <w:t xml:space="preserve"> </w:t>
+      </w:r>
+      <w:r>
+        <w:rPr>
+          <w:i/>
+          <w:iCs/>
+        </w:rPr>
+        <w:t xml:space="preserve">strategic fit</w:t>
+      </w:r>
+      <w:r>
+        <w:t xml:space="preserve"> </w:t>
+      </w:r>
+      <w:r>
+        <w:t xml:space="preserve">melalui dua sumbu: dimensi strategi (</w:t>
+      </w:r>
+      <w:r>
+        <w:rPr>
+          <w:i/>
+          <w:iCs/>
+        </w:rPr>
+        <w:t xml:space="preserve">cost advantage</w:t>
+      </w:r>
+      <w:r>
+        <w:t xml:space="preserve"> </w:t>
+      </w:r>
+      <w:r>
+        <w:t xml:space="preserve">↔</w:t>
+      </w:r>
+      <w:r>
+        <w:t xml:space="preserve"> </w:t>
+      </w:r>
+      <w:r>
+        <w:rPr>
+          <w:i/>
+          <w:iCs/>
+        </w:rPr>
+        <w:t xml:space="preserve">differentiation advantage</w:t>
+      </w:r>
+      <w:r>
+        <w:t xml:space="preserve">) dan dimensi perubahan lingkungan (</w:t>
+      </w:r>
+      <w:r>
+        <w:rPr>
+          <w:i/>
+          <w:iCs/>
+        </w:rPr>
+        <w:t xml:space="preserve">stable</w:t>
+      </w:r>
+      <w:r>
+        <w:t xml:space="preserve"> </w:t>
+      </w:r>
+      <w:r>
+        <w:t xml:space="preserve">↔</w:t>
+      </w:r>
+      <w:r>
+        <w:t xml:space="preserve"> </w:t>
+      </w:r>
+      <w:r>
+        <w:rPr>
+          <w:i/>
+          <w:iCs/>
+        </w:rPr>
+        <w:t xml:space="preserve">unstable</w:t>
+      </w:r>
+      <w:r>
+        <w:t xml:space="preserve">). Empat kuadran yang dihasilkan menggambarkan kondisi</w:t>
+      </w:r>
+      <w:r>
+        <w:t xml:space="preserve"> </w:t>
+      </w:r>
+      <w:r>
+        <w:rPr>
+          <w:i/>
+          <w:iCs/>
+        </w:rPr>
+        <w:t xml:space="preserve">fit</w:t>
+      </w:r>
+      <w:r>
+        <w:t xml:space="preserve"> </w:t>
+      </w:r>
+      <w:r>
+        <w:t xml:space="preserve">yang berbeda — dari</w:t>
+      </w:r>
+      <w:r>
+        <w:t xml:space="preserve"> </w:t>
+      </w:r>
+      <w:r>
+        <w:rPr>
+          <w:i/>
+          <w:iCs/>
+        </w:rPr>
+        <w:t xml:space="preserve">fit</w:t>
+      </w:r>
+      <w:r>
+        <w:t xml:space="preserve"> </w:t>
+      </w:r>
+      <w:r>
+        <w:t xml:space="preserve">yang stabil di lingkungan tenang hingga</w:t>
+      </w:r>
+      <w:r>
+        <w:t xml:space="preserve"> </w:t>
+      </w:r>
+      <w:r>
+        <w:rPr>
+          <w:i/>
+          <w:iCs/>
+        </w:rPr>
+        <w:t xml:space="preserve">fit</w:t>
+      </w:r>
+      <w:r>
+        <w:t xml:space="preserve"> </w:t>
+      </w:r>
+      <w:r>
+        <w:t xml:space="preserve">dinamis yang menuntut adaptasi cepat. Diagram ini menjadi pemandu konseptual sebelum operasionalisasi</w:t>
+      </w:r>
+      <w:r>
+        <w:t xml:space="preserve"> </w:t>
+      </w:r>
+      <w:r>
+        <w:rPr>
+          <w:i/>
+          <w:iCs/>
+        </w:rPr>
+        <w:t xml:space="preserve">4Cs</w:t>
+      </w:r>
+      <w:r>
+        <w:t xml:space="preserve"> </w:t>
+      </w:r>
+      <w:r>
+        <w:t xml:space="preserve">Medcof (1997) yang diuji secara empiris pada bagian metode.</w:t>
+      </w:r>
+    </w:p>
+    <w:bookmarkEnd w:id="16"/>
+    <w:bookmarkStart w:id="17" w:name="kerangka-4cs-medcof-1997"/>
     <w:p>
       <w:pPr>
         <w:pStyle w:val="Heading3"/>
@@ -1533,8 +1744,8 @@
         <w:t xml:space="preserve">.</w:t>
       </w:r>
     </w:p>
-    <w:bookmarkEnd w:id="14"/>
-    <w:bookmarkStart w:id="15" w:name="mekanisme-kausal-yang-diuji"/>
+    <w:bookmarkEnd w:id="17"/>
+    <w:bookmarkStart w:id="18" w:name="mekanisme-kausal-yang-diuji"/>
     <w:p>
       <w:pPr>
         <w:pStyle w:val="Heading3"/>
@@ -1789,8 +2000,8 @@
         <w:t xml:space="preserve">— yang sebenarnya cocok untuk klaim mediasi. Penulis hanya menguji tiga hubungan bivariat melalui Z-test, sehingga klaim mediasi tidak terverifikasi secara statistik. Inkonsistensi antara klaim teoretis dan eksekusi statistik ini akan dibahas lebih lanjut pada §6 dan §7.</w:t>
       </w:r>
     </w:p>
-    <w:bookmarkEnd w:id="15"/>
-    <w:bookmarkStart w:id="16" w:name="temuan-empiris"/>
+    <w:bookmarkEnd w:id="18"/>
+    <w:bookmarkStart w:id="22" w:name="temuan-empiris"/>
     <w:p>
       <w:pPr>
         <w:pStyle w:val="Heading3"/>
@@ -2064,9 +2275,218 @@
         <w:t xml:space="preserve">. Isu ini akan dieksplorasi lebih dalam pada §6 dan §7.</w:t>
       </w:r>
     </w:p>
-    <w:bookmarkEnd w:id="16"/>
-    <w:bookmarkEnd w:id="17"/>
-    <w:bookmarkStart w:id="20" w:name="koneksi-ke-topik-silabus-pertemuan-7"/>
+    <w:p>
+      <w:pPr>
+        <w:pStyle w:val="CaptionedFigure"/>
+      </w:pPr>
+      <w:r>
+        <w:drawing>
+          <wp:inline>
+            <wp:extent cx="5791200" cy="3958131"/>
+            <wp:effectExtent b="0" l="0" r="0" t="0"/>
+            <wp:docPr descr="Tabel 1. Assessment of 4Cs as Against Organizational Effectiveness" title="" id="20" name="Picture"/>
+            <a:graphic>
+              <a:graphicData uri="http://schemas.openxmlformats.org/drawingml/2006/picture">
+                <pic:pic>
+                  <pic:nvPicPr>
+                    <pic:cNvPr descr="D:/DZAKI/S2/Sem.%201/Manajemen%20Strategik/Dev%20Assistant/temp/ch8_figures/art12_table_1.png" id="21" name="Picture"/>
+                    <pic:cNvPicPr>
+                      <a:picLocks noChangeArrowheads="1" noChangeAspect="1"/>
+                    </pic:cNvPicPr>
+                  </pic:nvPicPr>
+                  <pic:blipFill>
+                    <a:blip r:embed="rId19"/>
+                    <a:stretch>
+                      <a:fillRect/>
+                    </a:stretch>
+                  </pic:blipFill>
+                  <pic:spPr bwMode="auto">
+                    <a:xfrm>
+                      <a:off x="0" y="0"/>
+                      <a:ext cx="5791200" cy="3958131"/>
+                    </a:xfrm>
+                    <a:prstGeom prst="rect">
+                      <a:avLst/>
+                    </a:prstGeom>
+                    <a:noFill/>
+                    <a:ln w="9525">
+                      <a:noFill/>
+                      <a:headEnd/>
+                      <a:tailEnd/>
+                    </a:ln>
+                  </pic:spPr>
+                </pic:pic>
+              </a:graphicData>
+            </a:graphic>
+          </wp:inline>
+        </w:drawing>
+      </w:r>
+    </w:p>
+    <w:p>
+      <w:pPr>
+        <w:pStyle w:val="ImageCaption"/>
+      </w:pPr>
+      <w:r>
+        <w:rPr>
+          <w:i/>
+          <w:iCs/>
+        </w:rPr>
+        <w:t xml:space="preserve">Tabel 1. Assessment of 4Cs as Against Organizational Effectiveness</w:t>
+      </w:r>
+    </w:p>
+    <w:p>
+      <w:pPr>
+        <w:pStyle w:val="BodyText"/>
+      </w:pPr>
+      <w:r>
+        <w:rPr>
+          <w:i/>
+          <w:iCs/>
+        </w:rPr>
+        <w:t xml:space="preserve">Sumber: Okebaram &amp; Onuoha (2018), hlm. 200</w:t>
+      </w:r>
+    </w:p>
+    <w:p>
+      <w:pPr>
+        <w:pStyle w:val="BodyText"/>
+      </w:pPr>
+      <w:r>
+        <w:t xml:space="preserve">Tabel 1 adalah eksibit empiris terpenting artikel — operasionalisasi</w:t>
+      </w:r>
+      <w:r>
+        <w:t xml:space="preserve"> </w:t>
+      </w:r>
+      <w:r>
+        <w:rPr>
+          <w:i/>
+          <w:iCs/>
+        </w:rPr>
+        <w:t xml:space="preserve">4Cs</w:t>
+      </w:r>
+      <w:r>
+        <w:t xml:space="preserve"> </w:t>
+      </w:r>
+      <w:r>
+        <w:t xml:space="preserve">(</w:t>
+      </w:r>
+      <w:r>
+        <w:rPr>
+          <w:i/>
+          <w:iCs/>
+        </w:rPr>
+        <w:t xml:space="preserve">Capability</w:t>
+      </w:r>
+      <w:r>
+        <w:t xml:space="preserve">,</w:t>
+      </w:r>
+      <w:r>
+        <w:t xml:space="preserve"> </w:t>
+      </w:r>
+      <w:r>
+        <w:rPr>
+          <w:i/>
+          <w:iCs/>
+        </w:rPr>
+        <w:t xml:space="preserve">Compatibility</w:t>
+      </w:r>
+      <w:r>
+        <w:t xml:space="preserve">,</w:t>
+      </w:r>
+      <w:r>
+        <w:t xml:space="preserve"> </w:t>
+      </w:r>
+      <w:r>
+        <w:rPr>
+          <w:i/>
+          <w:iCs/>
+        </w:rPr>
+        <w:t xml:space="preserve">Commitment</w:t>
+      </w:r>
+      <w:r>
+        <w:t xml:space="preserve">,</w:t>
+      </w:r>
+      <w:r>
+        <w:t xml:space="preserve"> </w:t>
+      </w:r>
+      <w:r>
+        <w:rPr>
+          <w:i/>
+          <w:iCs/>
+        </w:rPr>
+        <w:t xml:space="preserve">Control</w:t>
+      </w:r>
+      <w:r>
+        <w:t xml:space="preserve">) terhadap tiga konstruk dependent (</w:t>
+      </w:r>
+      <w:r>
+        <w:rPr>
+          <w:i/>
+          <w:iCs/>
+        </w:rPr>
+        <w:t xml:space="preserve">Organization Design</w:t>
+      </w:r>
+      <w:r>
+        <w:t xml:space="preserve">,</w:t>
+      </w:r>
+      <w:r>
+        <w:t xml:space="preserve"> </w:t>
+      </w:r>
+      <w:r>
+        <w:rPr>
+          <w:i/>
+          <w:iCs/>
+        </w:rPr>
+        <w:t xml:space="preserve">Employee Relations</w:t>
+      </w:r>
+      <w:r>
+        <w:t xml:space="preserve">,</w:t>
+      </w:r>
+      <w:r>
+        <w:t xml:space="preserve"> </w:t>
+      </w:r>
+      <w:r>
+        <w:rPr>
+          <w:i/>
+          <w:iCs/>
+        </w:rPr>
+        <w:t xml:space="preserve">Information Exchange</w:t>
+      </w:r>
+      <w:r>
+        <w:t xml:space="preserve">) untuk N = 212 responden. Pola frekuensi dan persentase yang dilaporkan menjadi dasar bagi ketiga uji hipotesis berikutnya, dan akan menjadi sasaran kritik metodologis pada §6 — terutama soal validitas konstruk dan penyusunan rangsangan</w:t>
+      </w:r>
+      <w:r>
+        <w:t xml:space="preserve"> </w:t>
+      </w:r>
+      <w:r>
+        <w:rPr>
+          <w:i/>
+          <w:iCs/>
+        </w:rPr>
+        <w:t xml:space="preserve">Likert</w:t>
+      </w:r>
+      <w:r>
+        <w:t xml:space="preserve"> </w:t>
+      </w:r>
+      <w:r>
+        <w:t xml:space="preserve">yang tidak didukung</w:t>
+      </w:r>
+      <w:r>
+        <w:t xml:space="preserve"> </w:t>
+      </w:r>
+      <w:r>
+        <w:rPr>
+          <w:i/>
+          <w:iCs/>
+        </w:rPr>
+        <w:t xml:space="preserve">factor analysis</w:t>
+      </w:r>
+      <w:r>
+        <w:t xml:space="preserve">.</w:t>
+      </w:r>
+    </w:p>
+    <w:bookmarkEnd w:id="22"/>
+    <w:bookmarkEnd w:id="23"/>
+    <w:bookmarkStart w:id="26" w:name="koneksi-ke-topik-silabus-pertemuan-7"/>
     <w:p>
       <w:pPr>
         <w:pStyle w:val="Heading2"/>
@@ -2075,7 +2495,7 @@
         <w:t xml:space="preserve">§4 Koneksi ke Topik Silabus (Pertemuan 7)</w:t>
       </w:r>
     </w:p>
-    <w:bookmarkStart w:id="18" w:name="X61dea7c70ba8991b81a8fdeabd854ba9b5346c8"/>
+    <w:bookmarkStart w:id="24" w:name="X61dea7c70ba8991b81a8fdeabd854ba9b5346c8"/>
     <w:p>
       <w:pPr>
         <w:pStyle w:val="Heading3"/>
@@ -2352,8 +2772,8 @@
         <w:t xml:space="preserve">makro yang dibahas TPGS.</w:t>
       </w:r>
     </w:p>
-    <w:bookmarkEnd w:id="18"/>
-    <w:bookmarkStart w:id="19" w:name="linking-ke-9-rmk-dan-artikel-11"/>
+    <w:bookmarkEnd w:id="24"/>
+    <w:bookmarkStart w:id="25" w:name="linking-ke-9-rmk-dan-artikel-11"/>
     <w:p>
       <w:pPr>
         <w:pStyle w:val="Heading3"/>
@@ -2614,9 +3034,9 @@
         <w:t xml:space="preserve">sebagai vocabulary diagnostik di level organisasional terluas.</w:t>
       </w:r>
     </w:p>
-    <w:bookmarkEnd w:id="19"/>
-    <w:bookmarkEnd w:id="20"/>
-    <w:bookmarkStart w:id="24" w:name="kekuatan-artikel"/>
+    <w:bookmarkEnd w:id="25"/>
+    <w:bookmarkEnd w:id="26"/>
+    <w:bookmarkStart w:id="30" w:name="kekuatan-artikel"/>
     <w:p>
       <w:pPr>
         <w:pStyle w:val="Heading2"/>
@@ -2625,7 +3045,7 @@
         <w:t xml:space="preserve">§5 Kekuatan Artikel</w:t>
       </w:r>
     </w:p>
-    <w:bookmarkStart w:id="21" w:name="topik-yang-relevan-secara-manajerial"/>
+    <w:bookmarkStart w:id="27" w:name="topik-yang-relevan-secara-manajerial"/>
     <w:p>
       <w:pPr>
         <w:pStyle w:val="Heading3"/>
@@ -2783,8 +3203,8 @@
         <w:t xml:space="preserve">— artikel ini mendapatkan poin kekuatan pada dimensi tersebut, meskipun eksekusi metodologis selanjutnya akan dikritisi.</w:t>
       </w:r>
     </w:p>
-    <w:bookmarkEnd w:id="21"/>
-    <w:bookmarkStart w:id="22" w:name="operasionalisasi-via-4cs"/>
+    <w:bookmarkEnd w:id="27"/>
+    <w:bookmarkStart w:id="28" w:name="operasionalisasi-via-4cs"/>
     <w:p>
       <w:pPr>
         <w:pStyle w:val="Heading3"/>
@@ -3178,8 +3598,8 @@
         <w:t xml:space="preserve">yang sering abstrak menjadi pertanyaan-pertanyaan yang dapat ditanyakan dalam wawancara eksekutif atau analisis kasus M&amp;A — sebuah jembatan pedagogis yang berharga.</w:t>
       </w:r>
     </w:p>
-    <w:bookmarkEnd w:id="22"/>
-    <w:bookmarkStart w:id="23" w:name="X5b3fa361a704ac736f2145b30a0b8490fd096c3"/>
+    <w:bookmarkEnd w:id="28"/>
+    <w:bookmarkStart w:id="29" w:name="X5b3fa361a704ac736f2145b30a0b8490fd096c3"/>
     <w:p>
       <w:pPr>
         <w:pStyle w:val="Heading3"/>
@@ -3350,9 +3770,9 @@
         <w:t xml:space="preserve">niat keilmuan yang serius dan membuka peluang replikasi atau perbaikan oleh peneliti lain — sesuatu yang sulit dilakukan pada paper murni konseptual.</w:t>
       </w:r>
     </w:p>
-    <w:bookmarkEnd w:id="23"/>
-    <w:bookmarkEnd w:id="24"/>
-    <w:bookmarkStart w:id="31" w:name="keterbatasan-dan-kelemahan"/>
+    <w:bookmarkEnd w:id="29"/>
+    <w:bookmarkEnd w:id="30"/>
+    <w:bookmarkStart w:id="46" w:name="keterbatasan-dan-kelemahan"/>
     <w:p>
       <w:pPr>
         <w:pStyle w:val="Heading2"/>
@@ -3361,7 +3781,7 @@
         <w:t xml:space="preserve">§6 Keterbatasan dan Kelemahan</w:t>
       </w:r>
     </w:p>
-    <w:bookmarkStart w:id="25" w:name="X2102e4e4b753ce755749e3d20b41b57c1547ee9"/>
+    <w:bookmarkStart w:id="31" w:name="X2102e4e4b753ce755749e3d20b41b57c1547ee9"/>
     <w:p>
       <w:pPr>
         <w:pStyle w:val="Heading3"/>
@@ -3673,8 +4093,8 @@
         <w:t xml:space="preserve">yang sejak Elkington (1997) memiliki makna teknis yang spesifik dalam literatur manajemen kontemporer.</w:t>
       </w:r>
     </w:p>
-    <w:bookmarkEnd w:id="25"/>
-    <w:bookmarkStart w:id="26" w:name="X14009e768e8e9cf45d2f8a1413825f8d1f01798"/>
+    <w:bookmarkEnd w:id="31"/>
+    <w:bookmarkStart w:id="32" w:name="X14009e768e8e9cf45d2f8a1413825f8d1f01798"/>
     <w:p>
       <w:pPr>
         <w:pStyle w:val="Heading3"/>
@@ -3854,8 +4274,8 @@
         <w:t xml:space="preserve">dalam ilmu sosial menuntut transparansi tentang waktu pengumpulan data; ketiadaan transparansi ini bersifat metodologis sekaligus etis.</w:t>
       </w:r>
     </w:p>
-    <w:bookmarkEnd w:id="26"/>
-    <w:bookmarkStart w:id="27" w:name="metodologi-statistik-yang-diragukan"/>
+    <w:bookmarkEnd w:id="32"/>
+    <w:bookmarkStart w:id="42" w:name="metodologi-statistik-yang-diragukan"/>
     <w:p>
       <w:pPr>
         <w:pStyle w:val="Heading3"/>
@@ -4163,8 +4583,482 @@
         <w:t xml:space="preserve">— keduanya tidak digunakan.</w:t>
       </w:r>
     </w:p>
-    <w:bookmarkEnd w:id="27"/>
-    <w:bookmarkStart w:id="28" w:name="tidak-ada-validitasreliabilitas-konstruk"/>
+    <w:p>
+      <w:pPr>
+        <w:pStyle w:val="CaptionedFigure"/>
+      </w:pPr>
+      <w:r>
+        <w:drawing>
+          <wp:inline>
+            <wp:extent cx="5791200" cy="8056851"/>
+            <wp:effectExtent b="0" l="0" r="0" t="0"/>
+            <wp:docPr descr="Tabel 2. Frequency Distribution untuk H1 — Strategic Organization Design → Organizational Effectiveness" title="" id="34" name="Picture"/>
+            <a:graphic>
+              <a:graphicData uri="http://schemas.openxmlformats.org/drawingml/2006/picture">
+                <pic:pic>
+                  <pic:nvPicPr>
+                    <pic:cNvPr descr="D:/DZAKI/S2/Sem.%201/Manajemen%20Strategik/Dev%20Assistant/temp/ch8_figures/art12_table_2.png" id="35" name="Picture"/>
+                    <pic:cNvPicPr>
+                      <a:picLocks noChangeArrowheads="1" noChangeAspect="1"/>
+                    </pic:cNvPicPr>
+                  </pic:nvPicPr>
+                  <pic:blipFill>
+                    <a:blip r:embed="rId33"/>
+                    <a:stretch>
+                      <a:fillRect/>
+                    </a:stretch>
+                  </pic:blipFill>
+                  <pic:spPr bwMode="auto">
+                    <a:xfrm>
+                      <a:off x="0" y="0"/>
+                      <a:ext cx="5791200" cy="8056851"/>
+                    </a:xfrm>
+                    <a:prstGeom prst="rect">
+                      <a:avLst/>
+                    </a:prstGeom>
+                    <a:noFill/>
+                    <a:ln w="9525">
+                      <a:noFill/>
+                      <a:headEnd/>
+                      <a:tailEnd/>
+                    </a:ln>
+                  </pic:spPr>
+                </pic:pic>
+              </a:graphicData>
+            </a:graphic>
+          </wp:inline>
+        </w:drawing>
+      </w:r>
+    </w:p>
+    <w:p>
+      <w:pPr>
+        <w:pStyle w:val="ImageCaption"/>
+      </w:pPr>
+      <w:r>
+        <w:rPr>
+          <w:i/>
+          <w:iCs/>
+        </w:rPr>
+        <w:t xml:space="preserve">Tabel 2. Frequency Distribution untuk H1 — Strategic Organization Design → Organizational Effectiveness</w:t>
+      </w:r>
+    </w:p>
+    <w:p>
+      <w:pPr>
+        <w:pStyle w:val="BodyText"/>
+      </w:pPr>
+      <w:r>
+        <w:rPr>
+          <w:i/>
+          <w:iCs/>
+        </w:rPr>
+        <w:t xml:space="preserve">Sumber: Okebaram &amp; Onuoha (2018), hlm. 201</w:t>
+      </w:r>
+    </w:p>
+    <w:p>
+      <w:pPr>
+        <w:pStyle w:val="BodyText"/>
+      </w:pPr>
+      <w:r>
+        <w:t xml:space="preserve">Tabel 2 melaporkan distribusi frekuensi jawaban Likert lima titik untuk pertanyaan H1;</w:t>
+      </w:r>
+      <w:r>
+        <w:t xml:space="preserve"> </w:t>
+      </w:r>
+      <w:r>
+        <w:rPr>
+          <w:i/>
+          <w:iCs/>
+        </w:rPr>
+        <w:t xml:space="preserve">Mean</w:t>
+      </w:r>
+      <w:r>
+        <w:t xml:space="preserve"> </w:t>
+      </w:r>
+      <w:r>
+        <w:t xml:space="preserve">= 3,78;</w:t>
+      </w:r>
+      <w:r>
+        <w:t xml:space="preserve"> </w:t>
+      </w:r>
+      <w:r>
+        <w:rPr>
+          <w:i/>
+          <w:iCs/>
+        </w:rPr>
+        <w:t xml:space="preserve">SD</w:t>
+      </w:r>
+      <w:r>
+        <w:t xml:space="preserve"> </w:t>
+      </w:r>
+      <w:r>
+        <w:t xml:space="preserve">= 1,16. Kekuatan kritik metodologis terlihat jelas di sini — penulis menggunakan Z-test (</w:t>
+      </w:r>
+      <w:r>
+        <w:rPr>
+          <w:i/>
+          <w:iCs/>
+        </w:rPr>
+        <w:t xml:space="preserve">One-Sample Kolmogorov-Smirnov</w:t>
+      </w:r>
+      <w:r>
+        <w:t xml:space="preserve">, Z = 5,342,</w:t>
+      </w:r>
+      <w:r>
+        <w:t xml:space="preserve"> </w:t>
+      </w:r>
+      <w:r>
+        <w:rPr>
+          <w:i/>
+          <w:iCs/>
+        </w:rPr>
+        <w:t xml:space="preserve">p</w:t>
+      </w:r>
+      <w:r>
+        <w:t xml:space="preserve"> </w:t>
+      </w:r>
+      <w:r>
+        <w:t xml:space="preserve">&lt; 0,001) pada data Likert, padahal K-S adalah uji normalitas distribusi, bukan uji hipotesis tentang</w:t>
+      </w:r>
+      <w:r>
+        <w:t xml:space="preserve"> </w:t>
+      </w:r>
+      <w:r>
+        <w:rPr>
+          <w:i/>
+          <w:iCs/>
+        </w:rPr>
+        <w:t xml:space="preserve">means</w:t>
+      </w:r>
+      <w:r>
+        <w:t xml:space="preserve">. Hasil</w:t>
+      </w:r>
+      <w:r>
+        <w:t xml:space="preserve"> </w:t>
+      </w:r>
+      <w:r>
+        <w:t xml:space="preserve">“tolak H₀”</w:t>
+      </w:r>
+      <w:r>
+        <w:t xml:space="preserve"> </w:t>
+      </w:r>
+      <w:r>
+        <w:t xml:space="preserve">yang dilaporkan secara metodologis tidak sah dari prosedur yang dijalankan.</w:t>
+      </w:r>
+    </w:p>
+    <w:p>
+      <w:pPr>
+        <w:pStyle w:val="CaptionedFigure"/>
+      </w:pPr>
+      <w:r>
+        <w:drawing>
+          <wp:inline>
+            <wp:extent cx="5791200" cy="8056851"/>
+            <wp:effectExtent b="0" l="0" r="0" t="0"/>
+            <wp:docPr descr="Tabel 3. Frequency Distribution untuk H2 — Strategic Fit → Employee Relations → Effectiveness" title="" id="37" name="Picture"/>
+            <a:graphic>
+              <a:graphicData uri="http://schemas.openxmlformats.org/drawingml/2006/picture">
+                <pic:pic>
+                  <pic:nvPicPr>
+                    <pic:cNvPr descr="D:/DZAKI/S2/Sem.%201/Manajemen%20Strategik/Dev%20Assistant/temp/ch8_figures/art12_table_3.png" id="38" name="Picture"/>
+                    <pic:cNvPicPr>
+                      <a:picLocks noChangeArrowheads="1" noChangeAspect="1"/>
+                    </pic:cNvPicPr>
+                  </pic:nvPicPr>
+                  <pic:blipFill>
+                    <a:blip r:embed="rId36"/>
+                    <a:stretch>
+                      <a:fillRect/>
+                    </a:stretch>
+                  </pic:blipFill>
+                  <pic:spPr bwMode="auto">
+                    <a:xfrm>
+                      <a:off x="0" y="0"/>
+                      <a:ext cx="5791200" cy="8056851"/>
+                    </a:xfrm>
+                    <a:prstGeom prst="rect">
+                      <a:avLst/>
+                    </a:prstGeom>
+                    <a:noFill/>
+                    <a:ln w="9525">
+                      <a:noFill/>
+                      <a:headEnd/>
+                      <a:tailEnd/>
+                    </a:ln>
+                  </pic:spPr>
+                </pic:pic>
+              </a:graphicData>
+            </a:graphic>
+          </wp:inline>
+        </w:drawing>
+      </w:r>
+    </w:p>
+    <w:p>
+      <w:pPr>
+        <w:pStyle w:val="ImageCaption"/>
+      </w:pPr>
+      <w:r>
+        <w:rPr>
+          <w:i/>
+          <w:iCs/>
+        </w:rPr>
+        <w:t xml:space="preserve">Tabel 3. Frequency Distribution untuk H2 — Strategic Fit → Employee Relations → Effectiveness</w:t>
+      </w:r>
+    </w:p>
+    <w:p>
+      <w:pPr>
+        <w:pStyle w:val="BodyText"/>
+      </w:pPr>
+      <w:r>
+        <w:rPr>
+          <w:i/>
+          <w:iCs/>
+        </w:rPr>
+        <w:t xml:space="preserve">Sumber: Okebaram &amp; Onuoha (2018), hlm. 202</w:t>
+      </w:r>
+    </w:p>
+    <w:p>
+      <w:pPr>
+        <w:pStyle w:val="BodyText"/>
+      </w:pPr>
+      <w:r>
+        <w:t xml:space="preserve">Tabel 3 memuat data untuk H2;</w:t>
+      </w:r>
+      <w:r>
+        <w:t xml:space="preserve"> </w:t>
+      </w:r>
+      <w:r>
+        <w:rPr>
+          <w:i/>
+          <w:iCs/>
+        </w:rPr>
+        <w:t xml:space="preserve">Mean</w:t>
+      </w:r>
+      <w:r>
+        <w:t xml:space="preserve"> </w:t>
+      </w:r>
+      <w:r>
+        <w:t xml:space="preserve">= 3,88;</w:t>
+      </w:r>
+      <w:r>
+        <w:t xml:space="preserve"> </w:t>
+      </w:r>
+      <w:r>
+        <w:rPr>
+          <w:i/>
+          <w:iCs/>
+        </w:rPr>
+        <w:t xml:space="preserve">SD</w:t>
+      </w:r>
+      <w:r>
+        <w:t xml:space="preserve"> </w:t>
+      </w:r>
+      <w:r>
+        <w:t xml:space="preserve">= 0,97. Pola metodologis yang sama berulang — Z-test K-S (Z = 5,677) digunakan tanpa justifikasi mengapa uji normalitas dipakai sebagai uji hipotesis</w:t>
+      </w:r>
+      <w:r>
+        <w:t xml:space="preserve"> </w:t>
+      </w:r>
+      <w:r>
+        <w:rPr>
+          <w:i/>
+          <w:iCs/>
+        </w:rPr>
+        <w:t xml:space="preserve">means</w:t>
+      </w:r>
+      <w:r>
+        <w:t xml:space="preserve">. Bila penulis bermaksud menguji apakah skor rata-rata berbeda dari titik tengah skala (3,0), prosedur yang dirujuk seharusnya</w:t>
+      </w:r>
+      <w:r>
+        <w:t xml:space="preserve"> </w:t>
+      </w:r>
+      <w:r>
+        <w:rPr>
+          <w:i/>
+          <w:iCs/>
+        </w:rPr>
+        <w:t xml:space="preserve">one-sample t-test</w:t>
+      </w:r>
+      <w:r>
+        <w:t xml:space="preserve"> </w:t>
+      </w:r>
+      <w:r>
+        <w:t xml:space="preserve">dengan asumsi yang dapat divalidasi.</w:t>
+      </w:r>
+    </w:p>
+    <w:p>
+      <w:pPr>
+        <w:pStyle w:val="CaptionedFigure"/>
+      </w:pPr>
+      <w:r>
+        <w:drawing>
+          <wp:inline>
+            <wp:extent cx="5791200" cy="8056851"/>
+            <wp:effectExtent b="0" l="0" r="0" t="0"/>
+            <wp:docPr descr="Tabel 4. Frequency Distribution untuk H3 — Strategic Fit → Information Exchange → Effectiveness" title="" id="40" name="Picture"/>
+            <a:graphic>
+              <a:graphicData uri="http://schemas.openxmlformats.org/drawingml/2006/picture">
+                <pic:pic>
+                  <pic:nvPicPr>
+                    <pic:cNvPr descr="D:/DZAKI/S2/Sem.%201/Manajemen%20Strategik/Dev%20Assistant/temp/ch8_figures/art12_table_4.png" id="41" name="Picture"/>
+                    <pic:cNvPicPr>
+                      <a:picLocks noChangeArrowheads="1" noChangeAspect="1"/>
+                    </pic:cNvPicPr>
+                  </pic:nvPicPr>
+                  <pic:blipFill>
+                    <a:blip r:embed="rId39"/>
+                    <a:stretch>
+                      <a:fillRect/>
+                    </a:stretch>
+                  </pic:blipFill>
+                  <pic:spPr bwMode="auto">
+                    <a:xfrm>
+                      <a:off x="0" y="0"/>
+                      <a:ext cx="5791200" cy="8056851"/>
+                    </a:xfrm>
+                    <a:prstGeom prst="rect">
+                      <a:avLst/>
+                    </a:prstGeom>
+                    <a:noFill/>
+                    <a:ln w="9525">
+                      <a:noFill/>
+                      <a:headEnd/>
+                      <a:tailEnd/>
+                    </a:ln>
+                  </pic:spPr>
+                </pic:pic>
+              </a:graphicData>
+            </a:graphic>
+          </wp:inline>
+        </w:drawing>
+      </w:r>
+    </w:p>
+    <w:p>
+      <w:pPr>
+        <w:pStyle w:val="ImageCaption"/>
+      </w:pPr>
+      <w:r>
+        <w:rPr>
+          <w:i/>
+          <w:iCs/>
+        </w:rPr>
+        <w:t xml:space="preserve">Tabel 4. Frequency Distribution untuk H3 — Strategic Fit → Information Exchange → Effectiveness</w:t>
+      </w:r>
+    </w:p>
+    <w:p>
+      <w:pPr>
+        <w:pStyle w:val="BodyText"/>
+      </w:pPr>
+      <w:r>
+        <w:rPr>
+          <w:i/>
+          <w:iCs/>
+        </w:rPr>
+        <w:t xml:space="preserve">Sumber: Okebaram &amp; Onuoha (2018), hlm. 203</w:t>
+      </w:r>
+    </w:p>
+    <w:p>
+      <w:pPr>
+        <w:pStyle w:val="BodyText"/>
+      </w:pPr>
+      <w:r>
+        <w:t xml:space="preserve">Tabel 4 melaporkan H3;</w:t>
+      </w:r>
+      <w:r>
+        <w:t xml:space="preserve"> </w:t>
+      </w:r>
+      <w:r>
+        <w:rPr>
+          <w:i/>
+          <w:iCs/>
+        </w:rPr>
+        <w:t xml:space="preserve">Mean</w:t>
+      </w:r>
+      <w:r>
+        <w:t xml:space="preserve"> </w:t>
+      </w:r>
+      <w:r>
+        <w:t xml:space="preserve">= 4,07;</w:t>
+      </w:r>
+      <w:r>
+        <w:t xml:space="preserve"> </w:t>
+      </w:r>
+      <w:r>
+        <w:rPr>
+          <w:i/>
+          <w:iCs/>
+        </w:rPr>
+        <w:t xml:space="preserve">SD</w:t>
+      </w:r>
+      <w:r>
+        <w:t xml:space="preserve"> </w:t>
+      </w:r>
+      <w:r>
+        <w:t xml:space="preserve">= 0,64. Hasil terkuat dalam tiga hipotesis ini paradoksal: dengan</w:t>
+      </w:r>
+      <w:r>
+        <w:t xml:space="preserve"> </w:t>
+      </w:r>
+      <w:r>
+        <w:rPr>
+          <w:i/>
+          <w:iCs/>
+        </w:rPr>
+        <w:t xml:space="preserve">SD</w:t>
+      </w:r>
+      <w:r>
+        <w:t xml:space="preserve"> </w:t>
+      </w:r>
+      <w:r>
+        <w:t xml:space="preserve">yang sangat rendah (0,64), distribusinya sangat sempit dan dekat normal — mengindikasikan responden mungkin merespons secara homogen karena konstruk yang diukur ambigu, bukan karena</w:t>
+      </w:r>
+      <w:r>
+        <w:t xml:space="preserve"> </w:t>
+      </w:r>
+      <w:r>
+        <w:rPr>
+          <w:i/>
+          <w:iCs/>
+        </w:rPr>
+        <w:t xml:space="preserve">strategic fit</w:t>
+      </w:r>
+      <w:r>
+        <w:t xml:space="preserve"> </w:t>
+      </w:r>
+      <w:r>
+        <w:t xml:space="preserve">benar-benar mendorong pertukaran informasi yang efektif. Ketiga tabel bersama-sama menjadi dasar empiris untuk klaim mediasi yang dibuat artikel, namun ketiganya berbagi kelemahan metodologis yang sama dan tidak dilengkapi indikator validitas konstruk seperti</w:t>
+      </w:r>
+      <w:r>
+        <w:t xml:space="preserve"> </w:t>
+      </w:r>
+      <w:r>
+        <w:rPr>
+          <w:i/>
+          <w:iCs/>
+        </w:rPr>
+        <w:t xml:space="preserve">Cronbach’s alpha</w:t>
+      </w:r>
+      <w:r>
+        <w:t xml:space="preserve"> </w:t>
+      </w:r>
+      <w:r>
+        <w:t xml:space="preserve">atau</w:t>
+      </w:r>
+      <w:r>
+        <w:t xml:space="preserve"> </w:t>
+      </w:r>
+      <w:r>
+        <w:rPr>
+          <w:i/>
+          <w:iCs/>
+        </w:rPr>
+        <w:t xml:space="preserve">AVE</w:t>
+      </w:r>
+      <w:r>
+        <w:t xml:space="preserve">.</w:t>
+      </w:r>
+    </w:p>
+    <w:bookmarkEnd w:id="42"/>
+    <w:bookmarkStart w:id="43" w:name="tidak-ada-validitasreliabilitas-konstruk"/>
     <w:p>
       <w:pPr>
         <w:pStyle w:val="Heading3"/>
@@ -4480,8 +5374,8 @@
         <w:t xml:space="preserve">. Konsekuensinya, pengetahuan yang dihasilkan artikel sulit diakumulasi dalam komunitas riset karena pengulas dan peneliti lanjutan tidak memiliki bahan mentah untuk verifikasi atau perluasan.</w:t>
       </w:r>
     </w:p>
-    <w:bookmarkEnd w:id="28"/>
-    <w:bookmarkStart w:id="29" w:name="basis-empiris-nigeria-spesifik"/>
+    <w:bookmarkEnd w:id="43"/>
+    <w:bookmarkStart w:id="44" w:name="basis-empiris-nigeria-spesifik"/>
     <w:p>
       <w:pPr>
         <w:pStyle w:val="Heading3"/>
@@ -4658,8 +5552,8 @@
         <w:t xml:space="preserve">yang serius sebelum menerapkan kerangka.</w:t>
       </w:r>
     </w:p>
-    <w:bookmarkEnd w:id="29"/>
-    <w:bookmarkStart w:id="30" w:name="methodological-disclosure-yang-minim"/>
+    <w:bookmarkEnd w:id="44"/>
+    <w:bookmarkStart w:id="45" w:name="methodological-disclosure-yang-minim"/>
     <w:p>
       <w:pPr>
         <w:pStyle w:val="Heading3"/>
@@ -4875,9 +5769,9 @@
         <w:t xml:space="preserve">. Pembaca akademis yang ingin menjadikan artikel ini referensi utama perlu menyadari bahwa basis empirisnya tidak cukup transparan untuk mendukung klaim sekuat yang disampaikan penulis pada kesimpulan.</w:t>
       </w:r>
     </w:p>
-    <w:bookmarkEnd w:id="30"/>
-    <w:bookmarkEnd w:id="31"/>
-    <w:bookmarkStart w:id="38" w:name="evaluasi-kritis"/>
+    <w:bookmarkEnd w:id="45"/>
+    <w:bookmarkEnd w:id="46"/>
+    <w:bookmarkStart w:id="53" w:name="evaluasi-kritis"/>
     <w:p>
       <w:pPr>
         <w:pStyle w:val="Heading2"/>
@@ -4886,7 +5780,7 @@
         <w:t xml:space="preserve">§7 Evaluasi Kritis</w:t>
       </w:r>
     </w:p>
-    <w:bookmarkStart w:id="32" w:name="X460c2c6ee4a937c50b6287da71ecbbf1d359629"/>
+    <w:bookmarkStart w:id="47" w:name="X460c2c6ee4a937c50b6287da71ecbbf1d359629"/>
     <w:p>
       <w:pPr>
         <w:pStyle w:val="Heading3"/>
@@ -5262,8 +6156,8 @@
         <w:t xml:space="preserve">yang menjadi agenda riset utama dekade 2020-an.</w:t>
       </w:r>
     </w:p>
-    <w:bookmarkEnd w:id="32"/>
-    <w:bookmarkStart w:id="33" w:name="eclecticism-teoretis-sebagai-kelemahan"/>
+    <w:bookmarkEnd w:id="47"/>
+    <w:bookmarkStart w:id="48" w:name="eclecticism-teoretis-sebagai-kelemahan"/>
     <w:p>
       <w:pPr>
         <w:pStyle w:val="Heading3"/>
@@ -5570,8 +6464,8 @@
         <w:t xml:space="preserve">untuk klaim yang sebenarnya sulit dipertahankan.</w:t>
       </w:r>
     </w:p>
-    <w:bookmarkEnd w:id="33"/>
-    <w:bookmarkStart w:id="34" w:name="X3cb44eb87287424dd82945026b526d32e1f5fcf"/>
+    <w:bookmarkEnd w:id="48"/>
+    <w:bookmarkStart w:id="49" w:name="X3cb44eb87287424dd82945026b526d32e1f5fcf"/>
     <w:p>
       <w:pPr>
         <w:pStyle w:val="Heading3"/>
@@ -5968,8 +6862,8 @@
         <w:t xml:space="preserve">, dan penulis seharusnya menyatakan demikian secara eksplisit. Ketidakberadaan pernyataan ini membuat tone artikel lebih asertif daripada yang dapat dijustifikasi oleh basis empirisnya.</w:t>
       </w:r>
     </w:p>
-    <w:bookmarkEnd w:id="34"/>
-    <w:bookmarkStart w:id="35" w:name="X2a51b274db0af26ac3dcaef7e883bd66c22320c"/>
+    <w:bookmarkEnd w:id="49"/>
+    <w:bookmarkStart w:id="50" w:name="X2a51b274db0af26ac3dcaef7e883bd66c22320c"/>
     <w:p>
       <w:pPr>
         <w:pStyle w:val="Heading3"/>
@@ -6294,8 +7188,8 @@
         <w:t xml:space="preserve">penulis tidak menemukan, tidak mengakses, atau tidak menggunakan literatur fundamental yang seharusnya menjadi titik mulai diskusi.</w:t>
       </w:r>
     </w:p>
-    <w:bookmarkEnd w:id="35"/>
-    <w:bookmarkStart w:id="36" w:name="apa-yang-seharusnya-dilakukan"/>
+    <w:bookmarkEnd w:id="50"/>
+    <w:bookmarkStart w:id="51" w:name="apa-yang-seharusnya-dilakukan"/>
     <w:p>
       <w:pPr>
         <w:pStyle w:val="Heading3"/>
@@ -6734,8 +7628,8 @@
         <w:t xml:space="preserve">.</w:t>
       </w:r>
     </w:p>
-    <w:bookmarkEnd w:id="36"/>
-    <w:bookmarkStart w:id="37" w:name="penilaian-kontribusi-orisinal"/>
+    <w:bookmarkEnd w:id="51"/>
+    <w:bookmarkStart w:id="52" w:name="penilaian-kontribusi-orisinal"/>
     <w:p>
       <w:pPr>
         <w:pStyle w:val="Heading3"/>
@@ -6975,9 +7869,9 @@
         <w:t xml:space="preserve">.</w:t>
       </w:r>
     </w:p>
-    <w:bookmarkEnd w:id="37"/>
-    <w:bookmarkEnd w:id="38"/>
-    <w:bookmarkStart w:id="42" w:name="X08ce25e3f5d53481848f16121df5d913eaf4e5d"/>
+    <w:bookmarkEnd w:id="52"/>
+    <w:bookmarkEnd w:id="53"/>
+    <w:bookmarkStart w:id="57" w:name="X08ce25e3f5d53481848f16121df5d913eaf4e5d"/>
     <w:p>
       <w:pPr>
         <w:pStyle w:val="Heading2"/>
@@ -6986,7 +7880,7 @@
         <w:t xml:space="preserve">§8 Implikasi bagi Pemahaman Manajemen Strategik</w:t>
       </w:r>
     </w:p>
-    <w:bookmarkStart w:id="39" w:name="implikasi-teoretis"/>
+    <w:bookmarkStart w:id="54" w:name="implikasi-teoretis"/>
     <w:p>
       <w:pPr>
         <w:pStyle w:val="Heading3"/>
@@ -7221,8 +8115,8 @@
         <w:t xml:space="preserve">tanpa daya prediktif.</w:t>
       </w:r>
     </w:p>
-    <w:bookmarkEnd w:id="39"/>
-    <w:bookmarkStart w:id="40" w:name="implikasi-manajerial"/>
+    <w:bookmarkEnd w:id="54"/>
+    <w:bookmarkStart w:id="55" w:name="implikasi-manajerial"/>
     <w:p>
       <w:pPr>
         <w:pStyle w:val="Heading3"/>
@@ -7589,8 +8483,8 @@
         <w:t xml:space="preserve">pada 30, 90, dan 180 hari pasca-deal untuk mendeteksi tegangan integrasi sejak dini.</w:t>
       </w:r>
     </w:p>
-    <w:bookmarkEnd w:id="40"/>
-    <w:bookmarkStart w:id="41" w:name="implikasi-untuk-konteks-indonesia"/>
+    <w:bookmarkEnd w:id="55"/>
+    <w:bookmarkStart w:id="56" w:name="implikasi-untuk-konteks-indonesia"/>
     <w:p>
       <w:pPr>
         <w:pStyle w:val="Heading3"/>
@@ -8377,9 +9271,9 @@
         <w:t xml:space="preserve">. Konflasi yang dilakukan artikel membuat kerangkanya tidak dapat menjawab pertanyaan Adaro/Bayan secara substantif — sebuah ilustrasi konkret mengapa konflasi terminologis pada §6 dan §7 berbahaya secara analitis.</w:t>
       </w:r>
     </w:p>
-    <w:bookmarkEnd w:id="41"/>
-    <w:bookmarkEnd w:id="42"/>
-    <w:bookmarkStart w:id="45" w:name="X9715f5477454b0f18f77c34a9fa9ac7a18408da"/>
+    <w:bookmarkEnd w:id="56"/>
+    <w:bookmarkEnd w:id="57"/>
+    <w:bookmarkStart w:id="60" w:name="X9715f5477454b0f18f77c34a9fa9ac7a18408da"/>
     <w:p>
       <w:pPr>
         <w:pStyle w:val="Heading2"/>
@@ -8388,7 +9282,7 @@
         <w:t xml:space="preserve">§9 Isu untuk Didebatkan dan Didiskusikan Lebih Lanjut</w:t>
       </w:r>
     </w:p>
-    <w:bookmarkStart w:id="43" w:name="pertanyaan-terbuka"/>
+    <w:bookmarkStart w:id="58" w:name="pertanyaan-terbuka"/>
     <w:p>
       <w:pPr>
         <w:pStyle w:val="Heading3"/>
@@ -8758,8 +9652,8 @@
         <w:t xml:space="preserve">yang setara dengan konteks negara maju.</w:t>
       </w:r>
     </w:p>
-    <w:bookmarkEnd w:id="43"/>
-    <w:bookmarkStart w:id="44" w:name="relevansi-untuk-riset-indonesia"/>
+    <w:bookmarkEnd w:id="58"/>
+    <w:bookmarkStart w:id="59" w:name="relevansi-untuk-riset-indonesia"/>
     <w:p>
       <w:pPr>
         <w:pStyle w:val="Heading3"/>
@@ -9075,9 +9969,9 @@
         <w:t xml:space="preserve">bagi diskusi sustainability serius — sebuah perspektif yang Okebaram dan Onuoha (2018), sayangnya, tidak miliki.</w:t>
       </w:r>
     </w:p>
-    <w:bookmarkEnd w:id="44"/>
-    <w:bookmarkEnd w:id="45"/>
-    <w:bookmarkEnd w:id="46"/>
+    <w:bookmarkEnd w:id="59"/>
+    <w:bookmarkEnd w:id="60"/>
+    <w:bookmarkEnd w:id="61"/>
     <w:sectPr>
       <w:pgSz w:h="15840" w:w="12240"/>
       <w:pgMar w:bottom="1417" w:footer="720" w:gutter="0" w:header="720" w:left="1701" w:right="1417" w:top="1701"/>
